--- a/pr-preview/pr-91/model-validation-handout.docx
+++ b/pr-preview/pr-91/model-validation-handout.docx
@@ -15,7 +15,7 @@
         <w:pStyle w:val="Date"/>
       </w:pPr>
       <w:r>
-        <w:t xml:space="preserve">Last modified: 2026-10-08 17:44:04 (PDT)</w:t>
+        <w:t xml:space="preserve">Last modified: 2026-10-08 19:32:20 (PDT)</w:t>
       </w:r>
     </w:p>
     <w:bookmarkStart w:id="33" w:name="sec-prediction-rules"/>

--- a/pr-preview/pr-91/model-validation-handout.docx
+++ b/pr-preview/pr-91/model-validation-handout.docx
@@ -15,7 +15,7 @@
         <w:pStyle w:val="Date"/>
       </w:pPr>
       <w:r>
-        <w:t xml:space="preserve">Last modified: 2026-10-08 19:32:20 (PDT)</w:t>
+        <w:t xml:space="preserve">Last modified: 2026-10-08 19:43:37 (PDT)</w:t>
       </w:r>
     </w:p>
     <w:bookmarkStart w:id="33" w:name="sec-prediction-rules"/>

--- a/pr-preview/pr-91/model-validation-handout.docx
+++ b/pr-preview/pr-91/model-validation-handout.docx
@@ -15,7 +15,7 @@
         <w:pStyle w:val="Date"/>
       </w:pPr>
       <w:r>
-        <w:t xml:space="preserve">Last modified: 2026-10-08 19:43:37 (PDT)</w:t>
+        <w:t xml:space="preserve">Last modified: 2026-10-09 02:07:19 (PDT)</w:t>
       </w:r>
     </w:p>
     <w:bookmarkStart w:id="33" w:name="sec-prediction-rules"/>
@@ -19464,6 +19464,23 @@
                 </m:rPr>
                 <m:t>=</m:t>
               </m:r>
+              <m:r>
+                <m:rPr>
+                  <m:sty m:val="p"/>
+                </m:rPr>
+                <m:t>∅</m:t>
+              </m:r>
+              <m:r>
+                <m:rPr>
+                  <m:sty m:val="p"/>
+                </m:rPr>
+                <m:t>,</m:t>
+              </m:r>
+            </m:e>
+            <m:e>
+              <m:r>
+                <m:t>&amp;</m:t>
+              </m:r>
               <m:sSub>
                 <m:e>
                   <m:r>
@@ -19507,6 +19524,23 @@
                   <m:sty m:val="p"/>
                 </m:rPr>
                 <m:t>=</m:t>
+              </m:r>
+              <m:r>
+                <m:rPr>
+                  <m:sty m:val="p"/>
+                </m:rPr>
+                <m:t>∅</m:t>
+              </m:r>
+              <m:r>
+                <m:rPr>
+                  <m:sty m:val="p"/>
+                </m:rPr>
+                <m:t>,</m:t>
+              </m:r>
+            </m:e>
+            <m:e>
+              <m:r>
+                <m:t>&amp;</m:t>
               </m:r>
               <m:sSub>
                 <m:e>

--- a/pr-preview/pr-91/model-validation-handout.docx
+++ b/pr-preview/pr-91/model-validation-handout.docx
@@ -15,7 +15,7 @@
         <w:pStyle w:val="Date"/>
       </w:pPr>
       <w:r>
-        <w:t xml:space="preserve">Last modified: 2026-10-09 02:07:19 (PDT)</w:t>
+        <w:t xml:space="preserve">Last modified: 2026-10-09 13:24:16 (PDT)</w:t>
       </w:r>
     </w:p>
     <w:bookmarkStart w:id="33" w:name="sec-prediction-rules"/>
@@ -18914,130 +18914,175 @@
       <w:r>
         <w:t xml:space="preserve">. </w:t>
       </w:r>
-      <m:oMath>
-        <m:r>
-          <m:rPr>
-            <m:sty m:val="p"/>
-          </m:rPr>
-          <m:t>⌊</m:t>
-        </m:r>
-        <m:r>
-          <m:t>0.6</m:t>
-        </m:r>
-        <m:r>
-          <m:rPr>
-            <m:sty m:val="p"/>
-          </m:rPr>
-          <m:t>⋅</m:t>
-        </m:r>
-        <m:r>
-          <m:t>32</m:t>
-        </m:r>
-        <m:r>
-          <m:rPr>
-            <m:sty m:val="p"/>
-          </m:rPr>
-          <m:t>⌋</m:t>
-        </m:r>
-        <m:r>
-          <m:rPr>
-            <m:sty m:val="p"/>
-          </m:rPr>
-          <m:t>=</m:t>
-        </m:r>
-        <m:r>
-          <m:rPr>
-            <m:sty m:val="p"/>
-          </m:rPr>
-          <m:t>⌊</m:t>
-        </m:r>
-        <m:r>
-          <m:t>19.2</m:t>
-        </m:r>
-        <m:r>
-          <m:rPr>
-            <m:sty m:val="p"/>
-          </m:rPr>
-          <m:t>⌋</m:t>
-        </m:r>
-        <m:r>
-          <m:rPr>
-            <m:sty m:val="p"/>
-          </m:rPr>
-          <m:t>=</m:t>
-        </m:r>
-        <m:r>
-          <m:t>19</m:t>
-        </m:r>
-      </m:oMath>
-      <w:r>
-        <w:t xml:space="preserve"> </w:t>
-      </w:r>
+    </w:p>
+    <w:p>
+      <w:pPr>
+        <w:pStyle w:val="BodyText"/>
+      </w:pPr>
+      <m:oMathPara>
+        <m:oMathParaPr>
+          <m:jc m:val="center"/>
+        </m:oMathParaPr>
+        <m:oMath>
+          <m:eqArr>
+            <m:e>
+              <m:r>
+                <m:rPr>
+                  <m:sty m:val="p"/>
+                </m:rPr>
+                <m:t>⌊</m:t>
+              </m:r>
+              <m:r>
+                <m:t>0.6</m:t>
+              </m:r>
+              <m:r>
+                <m:rPr>
+                  <m:sty m:val="p"/>
+                </m:rPr>
+                <m:t>⋅</m:t>
+              </m:r>
+              <m:r>
+                <m:t>32</m:t>
+              </m:r>
+              <m:r>
+                <m:rPr>
+                  <m:sty m:val="p"/>
+                </m:rPr>
+                <m:t>⌋</m:t>
+              </m:r>
+              <m:r>
+                <m:t>&amp;</m:t>
+              </m:r>
+              <m:r>
+                <m:rPr>
+                  <m:sty m:val="p"/>
+                </m:rPr>
+                <m:t>=</m:t>
+              </m:r>
+              <m:r>
+                <m:rPr>
+                  <m:sty m:val="p"/>
+                </m:rPr>
+                <m:t>⌊</m:t>
+              </m:r>
+              <m:r>
+                <m:t>19.2</m:t>
+              </m:r>
+              <m:r>
+                <m:rPr>
+                  <m:sty m:val="p"/>
+                </m:rPr>
+                <m:t>⌋</m:t>
+              </m:r>
+            </m:e>
+            <m:e>
+              <m:r>
+                <m:t>&amp;</m:t>
+              </m:r>
+              <m:r>
+                <m:rPr>
+                  <m:sty m:val="p"/>
+                </m:rPr>
+                <m:t>=</m:t>
+              </m:r>
+              <m:r>
+                <m:t>19</m:t>
+              </m:r>
+            </m:e>
+          </m:eqArr>
+        </m:oMath>
+      </m:oMathPara>
+    </w:p>
+    <w:p>
+      <w:pPr>
+        <w:pStyle w:val="FirstParagraph"/>
+      </w:pPr>
       <w:r>
         <w:t xml:space="preserve">training cars,</w:t>
       </w:r>
-      <w:r>
-        <w:t xml:space="preserve"> </w:t>
-      </w:r>
-      <m:oMath>
-        <m:r>
-          <m:rPr>
-            <m:sty m:val="p"/>
-          </m:rPr>
-          <m:t>⌊</m:t>
-        </m:r>
-        <m:r>
-          <m:t>0.2</m:t>
-        </m:r>
-        <m:r>
-          <m:rPr>
-            <m:sty m:val="p"/>
-          </m:rPr>
-          <m:t>⋅</m:t>
-        </m:r>
-        <m:r>
-          <m:t>32</m:t>
-        </m:r>
-        <m:r>
-          <m:rPr>
-            <m:sty m:val="p"/>
-          </m:rPr>
-          <m:t>⌋</m:t>
-        </m:r>
-        <m:r>
-          <m:rPr>
-            <m:sty m:val="p"/>
-          </m:rPr>
-          <m:t>=</m:t>
-        </m:r>
-        <m:r>
-          <m:rPr>
-            <m:sty m:val="p"/>
-          </m:rPr>
-          <m:t>⌊</m:t>
-        </m:r>
-        <m:r>
-          <m:t>6.4</m:t>
-        </m:r>
-        <m:r>
-          <m:rPr>
-            <m:sty m:val="p"/>
-          </m:rPr>
-          <m:t>⌋</m:t>
-        </m:r>
-        <m:r>
-          <m:rPr>
-            <m:sty m:val="p"/>
-          </m:rPr>
-          <m:t>=</m:t>
-        </m:r>
-        <m:r>
-          <m:t>6</m:t>
-        </m:r>
-      </m:oMath>
-      <w:r>
-        <w:t xml:space="preserve"> </w:t>
-      </w:r>
+    </w:p>
+    <w:p>
+      <w:pPr>
+        <w:pStyle w:val="BodyText"/>
+      </w:pPr>
+      <m:oMathPara>
+        <m:oMathParaPr>
+          <m:jc m:val="center"/>
+        </m:oMathParaPr>
+        <m:oMath>
+          <m:eqArr>
+            <m:e>
+              <m:r>
+                <m:rPr>
+                  <m:sty m:val="p"/>
+                </m:rPr>
+                <m:t>⌊</m:t>
+              </m:r>
+              <m:r>
+                <m:t>0.2</m:t>
+              </m:r>
+              <m:r>
+                <m:rPr>
+                  <m:sty m:val="p"/>
+                </m:rPr>
+                <m:t>⋅</m:t>
+              </m:r>
+              <m:r>
+                <m:t>32</m:t>
+              </m:r>
+              <m:r>
+                <m:rPr>
+                  <m:sty m:val="p"/>
+                </m:rPr>
+                <m:t>⌋</m:t>
+              </m:r>
+              <m:r>
+                <m:t>&amp;</m:t>
+              </m:r>
+              <m:r>
+                <m:rPr>
+                  <m:sty m:val="p"/>
+                </m:rPr>
+                <m:t>=</m:t>
+              </m:r>
+              <m:r>
+                <m:rPr>
+                  <m:sty m:val="p"/>
+                </m:rPr>
+                <m:t>⌊</m:t>
+              </m:r>
+              <m:r>
+                <m:t>6.4</m:t>
+              </m:r>
+              <m:r>
+                <m:rPr>
+                  <m:sty m:val="p"/>
+                </m:rPr>
+                <m:t>⌋</m:t>
+              </m:r>
+            </m:e>
+            <m:e>
+              <m:r>
+                <m:t>&amp;</m:t>
+              </m:r>
+              <m:r>
+                <m:rPr>
+                  <m:sty m:val="p"/>
+                </m:rPr>
+                <m:t>=</m:t>
+              </m:r>
+              <m:r>
+                <m:t>6</m:t>
+              </m:r>
+            </m:e>
+          </m:eqArr>
+        </m:oMath>
+      </m:oMathPara>
+    </w:p>
+    <w:p>
+      <w:pPr>
+        <w:pStyle w:val="FirstParagraph"/>
+      </w:pPr>
       <w:r>
         <w:t xml:space="preserve">validation cars,</w:t>
       </w:r>
@@ -24440,6 +24485,147 @@
         <w:rPr>
           <w:rStyle w:val="NormalTok"/>
         </w:rPr>
+        <w:t xml:space="preserve">partition_data </w:t>
+      </w:r>
+      <w:r>
+        <w:rPr>
+          <w:rStyle w:val="OtherTok"/>
+        </w:rPr>
+        <w:t xml:space="preserve">&lt;-</w:t>
+      </w:r>
+      <w:r>
+        <w:rPr>
+          <w:rStyle w:val="NormalTok"/>
+        </w:rPr>
+        <w:t xml:space="preserve"> dplyr</w:t>
+      </w:r>
+      <w:r>
+        <w:rPr>
+          <w:rStyle w:val="SpecialCharTok"/>
+        </w:rPr>
+        <w:t xml:space="preserve">::</w:t>
+      </w:r>
+      <w:r>
+        <w:rPr>
+          <w:rStyle w:val="FunctionTok"/>
+        </w:rPr>
+        <w:t xml:space="preserve">bind_rows</w:t>
+      </w:r>
+      <w:r>
+        <w:rPr>
+          <w:rStyle w:val="NormalTok"/>
+        </w:rPr>
+        <w:t xml:space="preserve">(</w:t>
+      </w:r>
+      <w:r>
+        <w:br/>
+      </w:r>
+      <w:r>
+        <w:rPr>
+          <w:rStyle w:val="NormalTok"/>
+        </w:rPr>
+        <w:t xml:space="preserve">  </w:t>
+      </w:r>
+      <w:r>
+        <w:rPr>
+          <w:rStyle w:val="AttributeTok"/>
+        </w:rPr>
+        <w:t xml:space="preserve">training =</w:t>
+      </w:r>
+      <w:r>
+        <w:rPr>
+          <w:rStyle w:val="NormalTok"/>
+        </w:rPr>
+        <w:t xml:space="preserve"> train_dat,</w:t>
+      </w:r>
+      <w:r>
+        <w:br/>
+      </w:r>
+      <w:r>
+        <w:rPr>
+          <w:rStyle w:val="NormalTok"/>
+        </w:rPr>
+        <w:t xml:space="preserve">  </w:t>
+      </w:r>
+      <w:r>
+        <w:rPr>
+          <w:rStyle w:val="AttributeTok"/>
+        </w:rPr>
+        <w:t xml:space="preserve">validation =</w:t>
+      </w:r>
+      <w:r>
+        <w:rPr>
+          <w:rStyle w:val="NormalTok"/>
+        </w:rPr>
+        <w:t xml:space="preserve"> valid_dat,</w:t>
+      </w:r>
+      <w:r>
+        <w:br/>
+      </w:r>
+      <w:r>
+        <w:rPr>
+          <w:rStyle w:val="NormalTok"/>
+        </w:rPr>
+        <w:t xml:space="preserve">  </w:t>
+      </w:r>
+      <w:r>
+        <w:rPr>
+          <w:rStyle w:val="AttributeTok"/>
+        </w:rPr>
+        <w:t xml:space="preserve">test =</w:t>
+      </w:r>
+      <w:r>
+        <w:rPr>
+          <w:rStyle w:val="NormalTok"/>
+        </w:rPr>
+        <w:t xml:space="preserve"> test_dat,</w:t>
+      </w:r>
+      <w:r>
+        <w:br/>
+      </w:r>
+      <w:r>
+        <w:rPr>
+          <w:rStyle w:val="NormalTok"/>
+        </w:rPr>
+        <w:t xml:space="preserve">  </w:t>
+      </w:r>
+      <w:r>
+        <w:rPr>
+          <w:rStyle w:val="AttributeTok"/>
+        </w:rPr>
+        <w:t xml:space="preserve">.id =</w:t>
+      </w:r>
+      <w:r>
+        <w:rPr>
+          <w:rStyle w:val="NormalTok"/>
+        </w:rPr>
+        <w:t xml:space="preserve"> </w:t>
+      </w:r>
+      <w:r>
+        <w:rPr>
+          <w:rStyle w:val="StringTok"/>
+        </w:rPr>
+        <w:t xml:space="preserve">"series"</w:t>
+      </w:r>
+      <w:r>
+        <w:br/>
+      </w:r>
+      <w:r>
+        <w:rPr>
+          <w:rStyle w:val="NormalTok"/>
+        </w:rPr>
+        <w:t xml:space="preserve">)</w:t>
+      </w:r>
+      <w:r>
+        <w:br/>
+      </w:r>
+      <w:r>
+        <w:br/>
+      </w:r>
+      <w:r>
+        <w:rPr>
+          <w:rStyle w:val="NormalTok"/>
+        </w:rPr>
         <w:t xml:space="preserve">plot_partitions_with_fit </w:t>
       </w:r>
       <w:r>
@@ -24473,13 +24659,409 @@
         <w:rPr>
           <w:rStyle w:val="NormalTok"/>
         </w:rPr>
+        <w:t xml:space="preserve">  series_levels </w:t>
+      </w:r>
+      <w:r>
+        <w:rPr>
+          <w:rStyle w:val="OtherTok"/>
+        </w:rPr>
+        <w:t xml:space="preserve">&lt;-</w:t>
+      </w:r>
+      <w:r>
+        <w:rPr>
+          <w:rStyle w:val="NormalTok"/>
+        </w:rPr>
+        <w:t xml:space="preserve"> </w:t>
+      </w:r>
+      <w:r>
+        <w:rPr>
+          <w:rStyle w:val="FunctionTok"/>
+        </w:rPr>
+        <w:t xml:space="preserve">c</w:t>
+      </w:r>
+      <w:r>
+        <w:rPr>
+          <w:rStyle w:val="NormalTok"/>
+        </w:rPr>
+        <w:t xml:space="preserve">(</w:t>
+      </w:r>
+      <w:r>
+        <w:rPr>
+          <w:rStyle w:val="FunctionTok"/>
+        </w:rPr>
+        <w:t xml:space="preserve">names</w:t>
+      </w:r>
+      <w:r>
+        <w:rPr>
+          <w:rStyle w:val="NormalTok"/>
+        </w:rPr>
+        <w:t xml:space="preserve">(partition_colors), fit_label)</w:t>
+      </w:r>
+      <w:r>
+        <w:br/>
+      </w:r>
+      <w:r>
+        <w:rPr>
+          <w:rStyle w:val="NormalTok"/>
+        </w:rPr>
+        <w:t xml:space="preserve">  partition_data </w:t>
+      </w:r>
+      <w:r>
+        <w:rPr>
+          <w:rStyle w:val="OtherTok"/>
+        </w:rPr>
+        <w:t xml:space="preserve">&lt;-</w:t>
+      </w:r>
+      <w:r>
+        <w:rPr>
+          <w:rStyle w:val="NormalTok"/>
+        </w:rPr>
+        <w:t xml:space="preserve"> partition_data </w:t>
+      </w:r>
+      <w:r>
+        <w:rPr>
+          <w:rStyle w:val="SpecialCharTok"/>
+        </w:rPr>
+        <w:t xml:space="preserve">|&gt;</w:t>
+      </w:r>
+      <w:r>
+        <w:br/>
+      </w:r>
+      <w:r>
+        <w:rPr>
+          <w:rStyle w:val="NormalTok"/>
+        </w:rPr>
+        <w:t xml:space="preserve">    dplyr</w:t>
+      </w:r>
+      <w:r>
+        <w:rPr>
+          <w:rStyle w:val="SpecialCharTok"/>
+        </w:rPr>
+        <w:t xml:space="preserve">::</w:t>
+      </w:r>
+      <w:r>
+        <w:rPr>
+          <w:rStyle w:val="FunctionTok"/>
+        </w:rPr>
+        <w:t xml:space="preserve">mutate</w:t>
+      </w:r>
+      <w:r>
+        <w:rPr>
+          <w:rStyle w:val="NormalTok"/>
+        </w:rPr>
+        <w:t xml:space="preserve">(</w:t>
+      </w:r>
+      <w:r>
+        <w:br/>
+      </w:r>
+      <w:r>
+        <w:rPr>
+          <w:rStyle w:val="NormalTok"/>
+        </w:rPr>
+        <w:t xml:space="preserve">      </w:t>
+      </w:r>
+      <w:r>
+        <w:rPr>
+          <w:rStyle w:val="AttributeTok"/>
+        </w:rPr>
+        <w:t xml:space="preserve">series =</w:t>
+      </w:r>
+      <w:r>
+        <w:rPr>
+          <w:rStyle w:val="NormalTok"/>
+        </w:rPr>
+        <w:t xml:space="preserve"> </w:t>
+      </w:r>
+      <w:r>
+        <w:rPr>
+          <w:rStyle w:val="FunctionTok"/>
+        </w:rPr>
+        <w:t xml:space="preserve">factor</w:t>
+      </w:r>
+      <w:r>
+        <w:rPr>
+          <w:rStyle w:val="NormalTok"/>
+        </w:rPr>
+        <w:t xml:space="preserve">(partition_data</w:t>
+      </w:r>
+      <w:r>
+        <w:rPr>
+          <w:rStyle w:val="SpecialCharTok"/>
+        </w:rPr>
+        <w:t xml:space="preserve">$</w:t>
+      </w:r>
+      <w:r>
+        <w:rPr>
+          <w:rStyle w:val="NormalTok"/>
+        </w:rPr>
+        <w:t xml:space="preserve">series, </w:t>
+      </w:r>
+      <w:r>
+        <w:rPr>
+          <w:rStyle w:val="AttributeTok"/>
+        </w:rPr>
+        <w:t xml:space="preserve">levels =</w:t>
+      </w:r>
+      <w:r>
+        <w:rPr>
+          <w:rStyle w:val="NormalTok"/>
+        </w:rPr>
+        <w:t xml:space="preserve"> series_levels)</w:t>
+      </w:r>
+      <w:r>
+        <w:br/>
+      </w:r>
+      <w:r>
+        <w:rPr>
+          <w:rStyle w:val="NormalTok"/>
+        </w:rPr>
+        <w:t xml:space="preserve">    )</w:t>
+      </w:r>
+      <w:r>
+        <w:br/>
+      </w:r>
+      <w:r>
+        <w:rPr>
+          <w:rStyle w:val="NormalTok"/>
+        </w:rPr>
+        <w:t xml:space="preserve">  grid_data </w:t>
+      </w:r>
+      <w:r>
+        <w:rPr>
+          <w:rStyle w:val="OtherTok"/>
+        </w:rPr>
+        <w:t xml:space="preserve">&lt;-</w:t>
+      </w:r>
+      <w:r>
+        <w:rPr>
+          <w:rStyle w:val="NormalTok"/>
+        </w:rPr>
+        <w:t xml:space="preserve"> tibble</w:t>
+      </w:r>
+      <w:r>
+        <w:rPr>
+          <w:rStyle w:val="SpecialCharTok"/>
+        </w:rPr>
+        <w:t xml:space="preserve">::</w:t>
+      </w:r>
+      <w:r>
+        <w:rPr>
+          <w:rStyle w:val="FunctionTok"/>
+        </w:rPr>
+        <w:t xml:space="preserve">tibble</w:t>
+      </w:r>
+      <w:r>
+        <w:rPr>
+          <w:rStyle w:val="NormalTok"/>
+        </w:rPr>
+        <w:t xml:space="preserve">(</w:t>
+      </w:r>
+      <w:r>
+        <w:rPr>
+          <w:rStyle w:val="AttributeTok"/>
+        </w:rPr>
+        <w:t xml:space="preserve">wt =</w:t>
+      </w:r>
+      <w:r>
+        <w:rPr>
+          <w:rStyle w:val="NormalTok"/>
+        </w:rPr>
+        <w:t xml:space="preserve"> wt_grid)</w:t>
+      </w:r>
+      <w:r>
+        <w:br/>
+      </w:r>
+      <w:r>
+        <w:rPr>
+          <w:rStyle w:val="NormalTok"/>
+        </w:rPr>
+        <w:t xml:space="preserve">  fitted_curve </w:t>
+      </w:r>
+      <w:r>
+        <w:rPr>
+          <w:rStyle w:val="OtherTok"/>
+        </w:rPr>
+        <w:t xml:space="preserve">&lt;-</w:t>
+      </w:r>
+      <w:r>
+        <w:rPr>
+          <w:rStyle w:val="NormalTok"/>
+        </w:rPr>
+        <w:t xml:space="preserve"> tibble</w:t>
+      </w:r>
+      <w:r>
+        <w:rPr>
+          <w:rStyle w:val="SpecialCharTok"/>
+        </w:rPr>
+        <w:t xml:space="preserve">::</w:t>
+      </w:r>
+      <w:r>
+        <w:rPr>
+          <w:rStyle w:val="FunctionTok"/>
+        </w:rPr>
+        <w:t xml:space="preserve">tibble</w:t>
+      </w:r>
+      <w:r>
+        <w:rPr>
+          <w:rStyle w:val="NormalTok"/>
+        </w:rPr>
+        <w:t xml:space="preserve">(</w:t>
+      </w:r>
+      <w:r>
+        <w:br/>
+      </w:r>
+      <w:r>
+        <w:rPr>
+          <w:rStyle w:val="NormalTok"/>
+        </w:rPr>
+        <w:t xml:space="preserve">    </w:t>
+      </w:r>
+      <w:r>
+        <w:rPr>
+          <w:rStyle w:val="AttributeTok"/>
+        </w:rPr>
+        <w:t xml:space="preserve">wt =</w:t>
+      </w:r>
+      <w:r>
+        <w:rPr>
+          <w:rStyle w:val="NormalTok"/>
+        </w:rPr>
+        <w:t xml:space="preserve"> wt_grid,</w:t>
+      </w:r>
+      <w:r>
+        <w:br/>
+      </w:r>
+      <w:r>
+        <w:rPr>
+          <w:rStyle w:val="NormalTok"/>
+        </w:rPr>
+        <w:t xml:space="preserve">    </w:t>
+      </w:r>
+      <w:r>
+        <w:rPr>
+          <w:rStyle w:val="AttributeTok"/>
+        </w:rPr>
+        <w:t xml:space="preserve">mpg =</w:t>
+      </w:r>
+      <w:r>
+        <w:rPr>
+          <w:rStyle w:val="NormalTok"/>
+        </w:rPr>
+        <w:t xml:space="preserve"> </w:t>
+      </w:r>
+      <w:r>
+        <w:rPr>
+          <w:rStyle w:val="FunctionTok"/>
+        </w:rPr>
+        <w:t xml:space="preserve">predict</w:t>
+      </w:r>
+      <w:r>
+        <w:rPr>
+          <w:rStyle w:val="NormalTok"/>
+        </w:rPr>
+        <w:t xml:space="preserve">(model, </w:t>
+      </w:r>
+      <w:r>
+        <w:rPr>
+          <w:rStyle w:val="AttributeTok"/>
+        </w:rPr>
+        <w:t xml:space="preserve">newdata =</w:t>
+      </w:r>
+      <w:r>
+        <w:rPr>
+          <w:rStyle w:val="NormalTok"/>
+        </w:rPr>
+        <w:t xml:space="preserve"> grid_data),</w:t>
+      </w:r>
+      <w:r>
+        <w:br/>
+      </w:r>
+      <w:r>
+        <w:rPr>
+          <w:rStyle w:val="NormalTok"/>
+        </w:rPr>
+        <w:t xml:space="preserve">    </w:t>
+      </w:r>
+      <w:r>
+        <w:rPr>
+          <w:rStyle w:val="AttributeTok"/>
+        </w:rPr>
+        <w:t xml:space="preserve">series =</w:t>
+      </w:r>
+      <w:r>
+        <w:rPr>
+          <w:rStyle w:val="NormalTok"/>
+        </w:rPr>
+        <w:t xml:space="preserve"> </w:t>
+      </w:r>
+      <w:r>
+        <w:rPr>
+          <w:rStyle w:val="FunctionTok"/>
+        </w:rPr>
+        <w:t xml:space="preserve">factor</w:t>
+      </w:r>
+      <w:r>
+        <w:rPr>
+          <w:rStyle w:val="NormalTok"/>
+        </w:rPr>
+        <w:t xml:space="preserve">(fit_label, </w:t>
+      </w:r>
+      <w:r>
+        <w:rPr>
+          <w:rStyle w:val="AttributeTok"/>
+        </w:rPr>
+        <w:t xml:space="preserve">levels =</w:t>
+      </w:r>
+      <w:r>
+        <w:rPr>
+          <w:rStyle w:val="NormalTok"/>
+        </w:rPr>
+        <w:t xml:space="preserve"> series_levels)</w:t>
+      </w:r>
+      <w:r>
+        <w:br/>
+      </w:r>
+      <w:r>
+        <w:rPr>
+          <w:rStyle w:val="NormalTok"/>
+        </w:rPr>
+        <w:t xml:space="preserve">  )</w:t>
+      </w:r>
+      <w:r>
+        <w:br/>
+      </w:r>
+      <w:r>
+        <w:rPr>
+          <w:rStyle w:val="NormalTok"/>
+        </w:rPr>
         <w:t xml:space="preserve">  </w:t>
       </w:r>
       <w:r>
         <w:rPr>
+          <w:rStyle w:val="CommentTok"/>
+        </w:rPr>
+        <w:t xml:space="preserve"># nolint start: object_usage_linter.</w:t>
+      </w:r>
+      <w:r>
+        <w:br/>
+      </w:r>
+      <w:r>
+        <w:rPr>
+          <w:rStyle w:val="NormalTok"/>
+        </w:rPr>
+        <w:t xml:space="preserve">  ggplot2</w:t>
+      </w:r>
+      <w:r>
+        <w:rPr>
+          <w:rStyle w:val="SpecialCharTok"/>
+        </w:rPr>
+        <w:t xml:space="preserve">::</w:t>
+      </w:r>
+      <w:r>
+        <w:rPr>
           <w:rStyle w:val="FunctionTok"/>
         </w:rPr>
-        <w:t xml:space="preserve">plot</w:t>
+        <w:t xml:space="preserve">ggplot</w:t>
       </w:r>
       <w:r>
         <w:rPr>
@@ -24494,19 +25076,34 @@
         <w:rPr>
           <w:rStyle w:val="NormalTok"/>
         </w:rPr>
-        <w:t xml:space="preserve">    train_dat</w:t>
+        <w:t xml:space="preserve">    partition_data,</w:t>
+      </w:r>
+      <w:r>
+        <w:br/>
+      </w:r>
+      <w:r>
+        <w:rPr>
+          <w:rStyle w:val="NormalTok"/>
+        </w:rPr>
+        <w:t xml:space="preserve">    ggplot2</w:t>
       </w:r>
       <w:r>
         <w:rPr>
           <w:rStyle w:val="SpecialCharTok"/>
         </w:rPr>
-        <w:t xml:space="preserve">$</w:t>
-      </w:r>
-      <w:r>
-        <w:rPr>
-          <w:rStyle w:val="NormalTok"/>
-        </w:rPr>
-        <w:t xml:space="preserve">wt,</w:t>
+        <w:t xml:space="preserve">::</w:t>
+      </w:r>
+      <w:r>
+        <w:rPr>
+          <w:rStyle w:val="FunctionTok"/>
+        </w:rPr>
+        <w:t xml:space="preserve">aes</w:t>
+      </w:r>
+      <w:r>
+        <w:rPr>
+          <w:rStyle w:val="NormalTok"/>
+        </w:rPr>
+        <w:t xml:space="preserve">(</w:t>
       </w:r>
       <w:r>
         <w:br/>
@@ -24515,19 +25112,106 @@
         <w:rPr>
           <w:rStyle w:val="NormalTok"/>
         </w:rPr>
-        <w:t xml:space="preserve">    train_dat</w:t>
+        <w:t xml:space="preserve">      </w:t>
+      </w:r>
+      <w:r>
+        <w:rPr>
+          <w:rStyle w:val="AttributeTok"/>
+        </w:rPr>
+        <w:t xml:space="preserve">x =</w:t>
+      </w:r>
+      <w:r>
+        <w:rPr>
+          <w:rStyle w:val="NormalTok"/>
+        </w:rPr>
+        <w:t xml:space="preserve"> wt,</w:t>
+      </w:r>
+      <w:r>
+        <w:br/>
+      </w:r>
+      <w:r>
+        <w:rPr>
+          <w:rStyle w:val="NormalTok"/>
+        </w:rPr>
+        <w:t xml:space="preserve">      </w:t>
+      </w:r>
+      <w:r>
+        <w:rPr>
+          <w:rStyle w:val="AttributeTok"/>
+        </w:rPr>
+        <w:t xml:space="preserve">y =</w:t>
+      </w:r>
+      <w:r>
+        <w:rPr>
+          <w:rStyle w:val="NormalTok"/>
+        </w:rPr>
+        <w:t xml:space="preserve"> mpg,</w:t>
+      </w:r>
+      <w:r>
+        <w:br/>
+      </w:r>
+      <w:r>
+        <w:rPr>
+          <w:rStyle w:val="NormalTok"/>
+        </w:rPr>
+        <w:t xml:space="preserve">      </w:t>
+      </w:r>
+      <w:r>
+        <w:rPr>
+          <w:rStyle w:val="AttributeTok"/>
+        </w:rPr>
+        <w:t xml:space="preserve">color =</w:t>
+      </w:r>
+      <w:r>
+        <w:rPr>
+          <w:rStyle w:val="NormalTok"/>
+        </w:rPr>
+        <w:t xml:space="preserve"> series,</w:t>
+      </w:r>
+      <w:r>
+        <w:br/>
+      </w:r>
+      <w:r>
+        <w:rPr>
+          <w:rStyle w:val="NormalTok"/>
+        </w:rPr>
+        <w:t xml:space="preserve">      </w:t>
+      </w:r>
+      <w:r>
+        <w:rPr>
+          <w:rStyle w:val="AttributeTok"/>
+        </w:rPr>
+        <w:t xml:space="preserve">shape =</w:t>
+      </w:r>
+      <w:r>
+        <w:rPr>
+          <w:rStyle w:val="NormalTok"/>
+        </w:rPr>
+        <w:t xml:space="preserve"> series</w:t>
+      </w:r>
+      <w:r>
+        <w:br/>
+      </w:r>
+      <w:r>
+        <w:rPr>
+          <w:rStyle w:val="NormalTok"/>
+        </w:rPr>
+        <w:t xml:space="preserve">    )</w:t>
+      </w:r>
+      <w:r>
+        <w:br/>
+      </w:r>
+      <w:r>
+        <w:rPr>
+          <w:rStyle w:val="NormalTok"/>
+        </w:rPr>
+        <w:t xml:space="preserve">  ) </w:t>
       </w:r>
       <w:r>
         <w:rPr>
           <w:rStyle w:val="SpecialCharTok"/>
         </w:rPr>
-        <w:t xml:space="preserve">$</w:t>
-      </w:r>
-      <w:r>
-        <w:rPr>
-          <w:rStyle w:val="NormalTok"/>
-        </w:rPr>
-        <w:t xml:space="preserve">mpg,</w:t>
+        <w:t xml:space="preserve">+</w:t>
       </w:r>
       <w:r>
         <w:br/>
@@ -24536,25 +25220,823 @@
         <w:rPr>
           <w:rStyle w:val="NormalTok"/>
         </w:rPr>
-        <w:t xml:space="preserve">    </w:t>
+        <w:t xml:space="preserve">    ggplot2</w:t>
+      </w:r>
+      <w:r>
+        <w:rPr>
+          <w:rStyle w:val="SpecialCharTok"/>
+        </w:rPr>
+        <w:t xml:space="preserve">::</w:t>
+      </w:r>
+      <w:r>
+        <w:rPr>
+          <w:rStyle w:val="FunctionTok"/>
+        </w:rPr>
+        <w:t xml:space="preserve">geom_point</w:t>
+      </w:r>
+      <w:r>
+        <w:rPr>
+          <w:rStyle w:val="NormalTok"/>
+        </w:rPr>
+        <w:t xml:space="preserve">() </w:t>
+      </w:r>
+      <w:r>
+        <w:rPr>
+          <w:rStyle w:val="SpecialCharTok"/>
+        </w:rPr>
+        <w:t xml:space="preserve">+</w:t>
+      </w:r>
+      <w:r>
+        <w:br/>
+      </w:r>
+      <w:r>
+        <w:rPr>
+          <w:rStyle w:val="NormalTok"/>
+        </w:rPr>
+        <w:t xml:space="preserve">    ggplot2</w:t>
+      </w:r>
+      <w:r>
+        <w:rPr>
+          <w:rStyle w:val="SpecialCharTok"/>
+        </w:rPr>
+        <w:t xml:space="preserve">::</w:t>
+      </w:r>
+      <w:r>
+        <w:rPr>
+          <w:rStyle w:val="FunctionTok"/>
+        </w:rPr>
+        <w:t xml:space="preserve">geom_line</w:t>
+      </w:r>
+      <w:r>
+        <w:rPr>
+          <w:rStyle w:val="NormalTok"/>
+        </w:rPr>
+        <w:t xml:space="preserve">(</w:t>
+      </w:r>
+      <w:r>
+        <w:br/>
+      </w:r>
+      <w:r>
+        <w:rPr>
+          <w:rStyle w:val="NormalTok"/>
+        </w:rPr>
+        <w:t xml:space="preserve">      ggplot2</w:t>
+      </w:r>
+      <w:r>
+        <w:rPr>
+          <w:rStyle w:val="SpecialCharTok"/>
+        </w:rPr>
+        <w:t xml:space="preserve">::</w:t>
+      </w:r>
+      <w:r>
+        <w:rPr>
+          <w:rStyle w:val="FunctionTok"/>
+        </w:rPr>
+        <w:t xml:space="preserve">aes</w:t>
+      </w:r>
+      <w:r>
+        <w:rPr>
+          <w:rStyle w:val="NormalTok"/>
+        </w:rPr>
+        <w:t xml:space="preserve">(</w:t>
       </w:r>
       <w:r>
         <w:rPr>
           <w:rStyle w:val="AttributeTok"/>
         </w:rPr>
-        <w:t xml:space="preserve">xlab =</w:t>
-      </w:r>
-      <w:r>
-        <w:rPr>
-          <w:rStyle w:val="NormalTok"/>
-        </w:rPr>
-        <w:t xml:space="preserve"> </w:t>
+        <w:t xml:space="preserve">linetype =</w:t>
+      </w:r>
+      <w:r>
+        <w:rPr>
+          <w:rStyle w:val="NormalTok"/>
+        </w:rPr>
+        <w:t xml:space="preserve"> series),</w:t>
+      </w:r>
+      <w:r>
+        <w:br/>
+      </w:r>
+      <w:r>
+        <w:rPr>
+          <w:rStyle w:val="NormalTok"/>
+        </w:rPr>
+        <w:t xml:space="preserve">      </w:t>
+      </w:r>
+      <w:r>
+        <w:rPr>
+          <w:rStyle w:val="AttributeTok"/>
+        </w:rPr>
+        <w:t xml:space="preserve">data =</w:t>
+      </w:r>
+      <w:r>
+        <w:rPr>
+          <w:rStyle w:val="NormalTok"/>
+        </w:rPr>
+        <w:t xml:space="preserve"> fitted_curve,</w:t>
+      </w:r>
+      <w:r>
+        <w:br/>
+      </w:r>
+      <w:r>
+        <w:rPr>
+          <w:rStyle w:val="NormalTok"/>
+        </w:rPr>
+        <w:t xml:space="preserve">      </w:t>
+      </w:r>
+      <w:r>
+        <w:rPr>
+          <w:rStyle w:val="AttributeTok"/>
+        </w:rPr>
+        <w:t xml:space="preserve">linewidth =</w:t>
+      </w:r>
+      <w:r>
+        <w:rPr>
+          <w:rStyle w:val="NormalTok"/>
+        </w:rPr>
+        <w:t xml:space="preserve"> </w:t>
+      </w:r>
+      <w:r>
+        <w:rPr>
+          <w:rStyle w:val="DecValTok"/>
+        </w:rPr>
+        <w:t xml:space="preserve">1</w:t>
+      </w:r>
+      <w:r>
+        <w:br/>
+      </w:r>
+      <w:r>
+        <w:rPr>
+          <w:rStyle w:val="NormalTok"/>
+        </w:rPr>
+        <w:t xml:space="preserve">    ) </w:t>
+      </w:r>
+      <w:r>
+        <w:rPr>
+          <w:rStyle w:val="SpecialCharTok"/>
+        </w:rPr>
+        <w:t xml:space="preserve">+</w:t>
+      </w:r>
+      <w:r>
+        <w:br/>
+      </w:r>
+      <w:r>
+        <w:rPr>
+          <w:rStyle w:val="NormalTok"/>
+        </w:rPr>
+        <w:t xml:space="preserve">    ggplot2</w:t>
+      </w:r>
+      <w:r>
+        <w:rPr>
+          <w:rStyle w:val="SpecialCharTok"/>
+        </w:rPr>
+        <w:t xml:space="preserve">::</w:t>
+      </w:r>
+      <w:r>
+        <w:rPr>
+          <w:rStyle w:val="FunctionTok"/>
+        </w:rPr>
+        <w:t xml:space="preserve">scale_color_manual</w:t>
+      </w:r>
+      <w:r>
+        <w:rPr>
+          <w:rStyle w:val="NormalTok"/>
+        </w:rPr>
+        <w:t xml:space="preserve">(</w:t>
+      </w:r>
+      <w:r>
+        <w:br/>
+      </w:r>
+      <w:r>
+        <w:rPr>
+          <w:rStyle w:val="NormalTok"/>
+        </w:rPr>
+        <w:t xml:space="preserve">      </w:t>
+      </w:r>
+      <w:r>
+        <w:rPr>
+          <w:rStyle w:val="AttributeTok"/>
+        </w:rPr>
+        <w:t xml:space="preserve">limits =</w:t>
+      </w:r>
+      <w:r>
+        <w:rPr>
+          <w:rStyle w:val="NormalTok"/>
+        </w:rPr>
+        <w:t xml:space="preserve"> series_levels,</w:t>
+      </w:r>
+      <w:r>
+        <w:br/>
+      </w:r>
+      <w:r>
+        <w:rPr>
+          <w:rStyle w:val="NormalTok"/>
+        </w:rPr>
+        <w:t xml:space="preserve">      </w:t>
+      </w:r>
+      <w:r>
+        <w:rPr>
+          <w:rStyle w:val="AttributeTok"/>
+        </w:rPr>
+        <w:t xml:space="preserve">values =</w:t>
+      </w:r>
+      <w:r>
+        <w:rPr>
+          <w:rStyle w:val="NormalTok"/>
+        </w:rPr>
+        <w:t xml:space="preserve"> </w:t>
+      </w:r>
+      <w:r>
+        <w:rPr>
+          <w:rStyle w:val="FunctionTok"/>
+        </w:rPr>
+        <w:t xml:space="preserve">c</w:t>
+      </w:r>
+      <w:r>
+        <w:rPr>
+          <w:rStyle w:val="NormalTok"/>
+        </w:rPr>
+        <w:t xml:space="preserve">(partition_colors, stats</w:t>
+      </w:r>
+      <w:r>
+        <w:rPr>
+          <w:rStyle w:val="SpecialCharTok"/>
+        </w:rPr>
+        <w:t xml:space="preserve">::</w:t>
+      </w:r>
+      <w:r>
+        <w:rPr>
+          <w:rStyle w:val="FunctionTok"/>
+        </w:rPr>
+        <w:t xml:space="preserve">setNames</w:t>
+      </w:r>
+      <w:r>
+        <w:rPr>
+          <w:rStyle w:val="NormalTok"/>
+        </w:rPr>
+        <w:t xml:space="preserve">(</w:t>
       </w:r>
       <w:r>
         <w:rPr>
           <w:rStyle w:val="StringTok"/>
         </w:rPr>
-        <w:t xml:space="preserve">"wt"</w:t>
+        <w:t xml:space="preserve">"blue"</w:t>
+      </w:r>
+      <w:r>
+        <w:rPr>
+          <w:rStyle w:val="NormalTok"/>
+        </w:rPr>
+        <w:t xml:space="preserve">, fit_label))</w:t>
+      </w:r>
+      <w:r>
+        <w:br/>
+      </w:r>
+      <w:r>
+        <w:rPr>
+          <w:rStyle w:val="NormalTok"/>
+        </w:rPr>
+        <w:t xml:space="preserve">    ) </w:t>
+      </w:r>
+      <w:r>
+        <w:rPr>
+          <w:rStyle w:val="SpecialCharTok"/>
+        </w:rPr>
+        <w:t xml:space="preserve">+</w:t>
+      </w:r>
+      <w:r>
+        <w:br/>
+      </w:r>
+      <w:r>
+        <w:rPr>
+          <w:rStyle w:val="NormalTok"/>
+        </w:rPr>
+        <w:t xml:space="preserve">    ggplot2</w:t>
+      </w:r>
+      <w:r>
+        <w:rPr>
+          <w:rStyle w:val="SpecialCharTok"/>
+        </w:rPr>
+        <w:t xml:space="preserve">::</w:t>
+      </w:r>
+      <w:r>
+        <w:rPr>
+          <w:rStyle w:val="FunctionTok"/>
+        </w:rPr>
+        <w:t xml:space="preserve">scale_shape_manual</w:t>
+      </w:r>
+      <w:r>
+        <w:rPr>
+          <w:rStyle w:val="NormalTok"/>
+        </w:rPr>
+        <w:t xml:space="preserve">(</w:t>
+      </w:r>
+      <w:r>
+        <w:br/>
+      </w:r>
+      <w:r>
+        <w:rPr>
+          <w:rStyle w:val="NormalTok"/>
+        </w:rPr>
+        <w:t xml:space="preserve">      </w:t>
+      </w:r>
+      <w:r>
+        <w:rPr>
+          <w:rStyle w:val="AttributeTok"/>
+        </w:rPr>
+        <w:t xml:space="preserve">limits =</w:t>
+      </w:r>
+      <w:r>
+        <w:rPr>
+          <w:rStyle w:val="NormalTok"/>
+        </w:rPr>
+        <w:t xml:space="preserve"> series_levels,</w:t>
+      </w:r>
+      <w:r>
+        <w:br/>
+      </w:r>
+      <w:r>
+        <w:rPr>
+          <w:rStyle w:val="NormalTok"/>
+        </w:rPr>
+        <w:t xml:space="preserve">      </w:t>
+      </w:r>
+      <w:r>
+        <w:rPr>
+          <w:rStyle w:val="AttributeTok"/>
+        </w:rPr>
+        <w:t xml:space="preserve">values =</w:t>
+      </w:r>
+      <w:r>
+        <w:rPr>
+          <w:rStyle w:val="NormalTok"/>
+        </w:rPr>
+        <w:t xml:space="preserve"> </w:t>
+      </w:r>
+      <w:r>
+        <w:rPr>
+          <w:rStyle w:val="FunctionTok"/>
+        </w:rPr>
+        <w:t xml:space="preserve">c</w:t>
+      </w:r>
+      <w:r>
+        <w:rPr>
+          <w:rStyle w:val="NormalTok"/>
+        </w:rPr>
+        <w:t xml:space="preserve">(partition_shapes, stats</w:t>
+      </w:r>
+      <w:r>
+        <w:rPr>
+          <w:rStyle w:val="SpecialCharTok"/>
+        </w:rPr>
+        <w:t xml:space="preserve">::</w:t>
+      </w:r>
+      <w:r>
+        <w:rPr>
+          <w:rStyle w:val="FunctionTok"/>
+        </w:rPr>
+        <w:t xml:space="preserve">setNames</w:t>
+      </w:r>
+      <w:r>
+        <w:rPr>
+          <w:rStyle w:val="NormalTok"/>
+        </w:rPr>
+        <w:t xml:space="preserve">(</w:t>
+      </w:r>
+      <w:r>
+        <w:rPr>
+          <w:rStyle w:val="ConstantTok"/>
+        </w:rPr>
+        <w:t xml:space="preserve">NA</w:t>
+      </w:r>
+      <w:r>
+        <w:rPr>
+          <w:rStyle w:val="NormalTok"/>
+        </w:rPr>
+        <w:t xml:space="preserve">, fit_label))</w:t>
+      </w:r>
+      <w:r>
+        <w:br/>
+      </w:r>
+      <w:r>
+        <w:rPr>
+          <w:rStyle w:val="NormalTok"/>
+        </w:rPr>
+        <w:t xml:space="preserve">    ) </w:t>
+      </w:r>
+      <w:r>
+        <w:rPr>
+          <w:rStyle w:val="SpecialCharTok"/>
+        </w:rPr>
+        <w:t xml:space="preserve">+</w:t>
+      </w:r>
+      <w:r>
+        <w:br/>
+      </w:r>
+      <w:r>
+        <w:rPr>
+          <w:rStyle w:val="NormalTok"/>
+        </w:rPr>
+        <w:t xml:space="preserve">    ggplot2</w:t>
+      </w:r>
+      <w:r>
+        <w:rPr>
+          <w:rStyle w:val="SpecialCharTok"/>
+        </w:rPr>
+        <w:t xml:space="preserve">::</w:t>
+      </w:r>
+      <w:r>
+        <w:rPr>
+          <w:rStyle w:val="FunctionTok"/>
+        </w:rPr>
+        <w:t xml:space="preserve">scale_linetype_manual</w:t>
+      </w:r>
+      <w:r>
+        <w:rPr>
+          <w:rStyle w:val="NormalTok"/>
+        </w:rPr>
+        <w:t xml:space="preserve">(</w:t>
+      </w:r>
+      <w:r>
+        <w:br/>
+      </w:r>
+      <w:r>
+        <w:rPr>
+          <w:rStyle w:val="NormalTok"/>
+        </w:rPr>
+        <w:t xml:space="preserve">      </w:t>
+      </w:r>
+      <w:r>
+        <w:rPr>
+          <w:rStyle w:val="AttributeTok"/>
+        </w:rPr>
+        <w:t xml:space="preserve">limits =</w:t>
+      </w:r>
+      <w:r>
+        <w:rPr>
+          <w:rStyle w:val="NormalTok"/>
+        </w:rPr>
+        <w:t xml:space="preserve"> series_levels,</w:t>
+      </w:r>
+      <w:r>
+        <w:br/>
+      </w:r>
+      <w:r>
+        <w:rPr>
+          <w:rStyle w:val="NormalTok"/>
+        </w:rPr>
+        <w:t xml:space="preserve">      </w:t>
+      </w:r>
+      <w:r>
+        <w:rPr>
+          <w:rStyle w:val="AttributeTok"/>
+        </w:rPr>
+        <w:t xml:space="preserve">values =</w:t>
+      </w:r>
+      <w:r>
+        <w:rPr>
+          <w:rStyle w:val="NormalTok"/>
+        </w:rPr>
+        <w:t xml:space="preserve"> stats</w:t>
+      </w:r>
+      <w:r>
+        <w:rPr>
+          <w:rStyle w:val="SpecialCharTok"/>
+        </w:rPr>
+        <w:t xml:space="preserve">::</w:t>
+      </w:r>
+      <w:r>
+        <w:rPr>
+          <w:rStyle w:val="FunctionTok"/>
+        </w:rPr>
+        <w:t xml:space="preserve">setNames</w:t>
+      </w:r>
+      <w:r>
+        <w:rPr>
+          <w:rStyle w:val="NormalTok"/>
+        </w:rPr>
+        <w:t xml:space="preserve">(</w:t>
+      </w:r>
+      <w:r>
+        <w:rPr>
+          <w:rStyle w:val="FunctionTok"/>
+        </w:rPr>
+        <w:t xml:space="preserve">c</w:t>
+      </w:r>
+      <w:r>
+        <w:rPr>
+          <w:rStyle w:val="NormalTok"/>
+        </w:rPr>
+        <w:t xml:space="preserve">(</w:t>
+      </w:r>
+      <w:r>
+        <w:rPr>
+          <w:rStyle w:val="DecValTok"/>
+        </w:rPr>
+        <w:t xml:space="preserve">0</w:t>
+      </w:r>
+      <w:r>
+        <w:rPr>
+          <w:rStyle w:val="NormalTok"/>
+        </w:rPr>
+        <w:t xml:space="preserve">, </w:t>
+      </w:r>
+      <w:r>
+        <w:rPr>
+          <w:rStyle w:val="DecValTok"/>
+        </w:rPr>
+        <w:t xml:space="preserve">0</w:t>
+      </w:r>
+      <w:r>
+        <w:rPr>
+          <w:rStyle w:val="NormalTok"/>
+        </w:rPr>
+        <w:t xml:space="preserve">, </w:t>
+      </w:r>
+      <w:r>
+        <w:rPr>
+          <w:rStyle w:val="DecValTok"/>
+        </w:rPr>
+        <w:t xml:space="preserve">0</w:t>
+      </w:r>
+      <w:r>
+        <w:rPr>
+          <w:rStyle w:val="NormalTok"/>
+        </w:rPr>
+        <w:t xml:space="preserve">, </w:t>
+      </w:r>
+      <w:r>
+        <w:rPr>
+          <w:rStyle w:val="DecValTok"/>
+        </w:rPr>
+        <w:t xml:space="preserve">1</w:t>
+      </w:r>
+      <w:r>
+        <w:rPr>
+          <w:rStyle w:val="NormalTok"/>
+        </w:rPr>
+        <w:t xml:space="preserve">), series_levels)</w:t>
+      </w:r>
+      <w:r>
+        <w:br/>
+      </w:r>
+      <w:r>
+        <w:rPr>
+          <w:rStyle w:val="NormalTok"/>
+        </w:rPr>
+        <w:t xml:space="preserve">    ) </w:t>
+      </w:r>
+      <w:r>
+        <w:rPr>
+          <w:rStyle w:val="SpecialCharTok"/>
+        </w:rPr>
+        <w:t xml:space="preserve">+</w:t>
+      </w:r>
+      <w:r>
+        <w:br/>
+      </w:r>
+      <w:r>
+        <w:rPr>
+          <w:rStyle w:val="NormalTok"/>
+        </w:rPr>
+        <w:t xml:space="preserve">    ggplot2</w:t>
+      </w:r>
+      <w:r>
+        <w:rPr>
+          <w:rStyle w:val="SpecialCharTok"/>
+        </w:rPr>
+        <w:t xml:space="preserve">::</w:t>
+      </w:r>
+      <w:r>
+        <w:rPr>
+          <w:rStyle w:val="FunctionTok"/>
+        </w:rPr>
+        <w:t xml:space="preserve">coord_cartesian</w:t>
+      </w:r>
+      <w:r>
+        <w:rPr>
+          <w:rStyle w:val="NormalTok"/>
+        </w:rPr>
+        <w:t xml:space="preserve">(</w:t>
+      </w:r>
+      <w:r>
+        <w:rPr>
+          <w:rStyle w:val="AttributeTok"/>
+        </w:rPr>
+        <w:t xml:space="preserve">xlim =</w:t>
+      </w:r>
+      <w:r>
+        <w:rPr>
+          <w:rStyle w:val="NormalTok"/>
+        </w:rPr>
+        <w:t xml:space="preserve"> wt_range, </w:t>
+      </w:r>
+      <w:r>
+        <w:rPr>
+          <w:rStyle w:val="AttributeTok"/>
+        </w:rPr>
+        <w:t xml:space="preserve">ylim =</w:t>
+      </w:r>
+      <w:r>
+        <w:rPr>
+          <w:rStyle w:val="NormalTok"/>
+        </w:rPr>
+        <w:t xml:space="preserve"> mpg_range) </w:t>
+      </w:r>
+      <w:r>
+        <w:rPr>
+          <w:rStyle w:val="SpecialCharTok"/>
+        </w:rPr>
+        <w:t xml:space="preserve">+</w:t>
+      </w:r>
+      <w:r>
+        <w:br/>
+      </w:r>
+      <w:r>
+        <w:rPr>
+          <w:rStyle w:val="NormalTok"/>
+        </w:rPr>
+        <w:t xml:space="preserve">    ggplot2</w:t>
+      </w:r>
+      <w:r>
+        <w:rPr>
+          <w:rStyle w:val="SpecialCharTok"/>
+        </w:rPr>
+        <w:t xml:space="preserve">::</w:t>
+      </w:r>
+      <w:r>
+        <w:rPr>
+          <w:rStyle w:val="FunctionTok"/>
+        </w:rPr>
+        <w:t xml:space="preserve">labs</w:t>
+      </w:r>
+      <w:r>
+        <w:rPr>
+          <w:rStyle w:val="NormalTok"/>
+        </w:rPr>
+        <w:t xml:space="preserve">(</w:t>
+      </w:r>
+      <w:r>
+        <w:rPr>
+          <w:rStyle w:val="AttributeTok"/>
+        </w:rPr>
+        <w:t xml:space="preserve">color =</w:t>
+      </w:r>
+      <w:r>
+        <w:rPr>
+          <w:rStyle w:val="NormalTok"/>
+        </w:rPr>
+        <w:t xml:space="preserve"> </w:t>
+      </w:r>
+      <w:r>
+        <w:rPr>
+          <w:rStyle w:val="ConstantTok"/>
+        </w:rPr>
+        <w:t xml:space="preserve">NULL</w:t>
+      </w:r>
+      <w:r>
+        <w:rPr>
+          <w:rStyle w:val="NormalTok"/>
+        </w:rPr>
+        <w:t xml:space="preserve">, </w:t>
+      </w:r>
+      <w:r>
+        <w:rPr>
+          <w:rStyle w:val="AttributeTok"/>
+        </w:rPr>
+        <w:t xml:space="preserve">shape =</w:t>
+      </w:r>
+      <w:r>
+        <w:rPr>
+          <w:rStyle w:val="NormalTok"/>
+        </w:rPr>
+        <w:t xml:space="preserve"> </w:t>
+      </w:r>
+      <w:r>
+        <w:rPr>
+          <w:rStyle w:val="ConstantTok"/>
+        </w:rPr>
+        <w:t xml:space="preserve">NULL</w:t>
+      </w:r>
+      <w:r>
+        <w:rPr>
+          <w:rStyle w:val="NormalTok"/>
+        </w:rPr>
+        <w:t xml:space="preserve">, </w:t>
+      </w:r>
+      <w:r>
+        <w:rPr>
+          <w:rStyle w:val="AttributeTok"/>
+        </w:rPr>
+        <w:t xml:space="preserve">linetype =</w:t>
+      </w:r>
+      <w:r>
+        <w:rPr>
+          <w:rStyle w:val="NormalTok"/>
+        </w:rPr>
+        <w:t xml:space="preserve"> </w:t>
+      </w:r>
+      <w:r>
+        <w:rPr>
+          <w:rStyle w:val="ConstantTok"/>
+        </w:rPr>
+        <w:t xml:space="preserve">NULL</w:t>
+      </w:r>
+      <w:r>
+        <w:rPr>
+          <w:rStyle w:val="NormalTok"/>
+        </w:rPr>
+        <w:t xml:space="preserve">) </w:t>
+      </w:r>
+      <w:r>
+        <w:rPr>
+          <w:rStyle w:val="SpecialCharTok"/>
+        </w:rPr>
+        <w:t xml:space="preserve">+</w:t>
+      </w:r>
+      <w:r>
+        <w:br/>
+      </w:r>
+      <w:r>
+        <w:rPr>
+          <w:rStyle w:val="NormalTok"/>
+        </w:rPr>
+        <w:t xml:space="preserve">    ggplot2</w:t>
+      </w:r>
+      <w:r>
+        <w:rPr>
+          <w:rStyle w:val="SpecialCharTok"/>
+        </w:rPr>
+        <w:t xml:space="preserve">::</w:t>
+      </w:r>
+      <w:r>
+        <w:rPr>
+          <w:rStyle w:val="FunctionTok"/>
+        </w:rPr>
+        <w:t xml:space="preserve">theme_minimal</w:t>
+      </w:r>
+      <w:r>
+        <w:rPr>
+          <w:rStyle w:val="NormalTok"/>
+        </w:rPr>
+        <w:t xml:space="preserve">() </w:t>
+      </w:r>
+      <w:r>
+        <w:rPr>
+          <w:rStyle w:val="SpecialCharTok"/>
+        </w:rPr>
+        <w:t xml:space="preserve">+</w:t>
+      </w:r>
+      <w:r>
+        <w:br/>
+      </w:r>
+      <w:r>
+        <w:rPr>
+          <w:rStyle w:val="NormalTok"/>
+        </w:rPr>
+        <w:t xml:space="preserve">    ggplot2</w:t>
+      </w:r>
+      <w:r>
+        <w:rPr>
+          <w:rStyle w:val="SpecialCharTok"/>
+        </w:rPr>
+        <w:t xml:space="preserve">::</w:t>
+      </w:r>
+      <w:r>
+        <w:rPr>
+          <w:rStyle w:val="FunctionTok"/>
+        </w:rPr>
+        <w:t xml:space="preserve">theme</w:t>
+      </w:r>
+      <w:r>
+        <w:rPr>
+          <w:rStyle w:val="NormalTok"/>
+        </w:rPr>
+        <w:t xml:space="preserve">(</w:t>
+      </w:r>
+      <w:r>
+        <w:br/>
+      </w:r>
+      <w:r>
+        <w:rPr>
+          <w:rStyle w:val="NormalTok"/>
+        </w:rPr>
+        <w:t xml:space="preserve">      </w:t>
+      </w:r>
+      <w:r>
+        <w:rPr>
+          <w:rStyle w:val="AttributeTok"/>
+        </w:rPr>
+        <w:t xml:space="preserve">legend.position =</w:t>
+      </w:r>
+      <w:r>
+        <w:rPr>
+          <w:rStyle w:val="NormalTok"/>
+        </w:rPr>
+        <w:t xml:space="preserve"> </w:t>
+      </w:r>
+      <w:r>
+        <w:rPr>
+          <w:rStyle w:val="StringTok"/>
+        </w:rPr>
+        <w:t xml:space="preserve">"inside"</w:t>
       </w:r>
       <w:r>
         <w:rPr>
@@ -24569,31 +26051,55 @@
         <w:rPr>
           <w:rStyle w:val="NormalTok"/>
         </w:rPr>
-        <w:t xml:space="preserve">    </w:t>
+        <w:t xml:space="preserve">      </w:t>
       </w:r>
       <w:r>
         <w:rPr>
           <w:rStyle w:val="AttributeTok"/>
         </w:rPr>
-        <w:t xml:space="preserve">ylab =</w:t>
-      </w:r>
-      <w:r>
-        <w:rPr>
-          <w:rStyle w:val="NormalTok"/>
-        </w:rPr>
-        <w:t xml:space="preserve"> </w:t>
-      </w:r>
-      <w:r>
-        <w:rPr>
-          <w:rStyle w:val="StringTok"/>
-        </w:rPr>
-        <w:t xml:space="preserve">"mpg"</w:t>
-      </w:r>
-      <w:r>
-        <w:rPr>
-          <w:rStyle w:val="NormalTok"/>
-        </w:rPr>
-        <w:t xml:space="preserve">,</w:t>
+        <w:t xml:space="preserve">legend.position.inside =</w:t>
+      </w:r>
+      <w:r>
+        <w:rPr>
+          <w:rStyle w:val="NormalTok"/>
+        </w:rPr>
+        <w:t xml:space="preserve"> </w:t>
+      </w:r>
+      <w:r>
+        <w:rPr>
+          <w:rStyle w:val="FunctionTok"/>
+        </w:rPr>
+        <w:t xml:space="preserve">c</w:t>
+      </w:r>
+      <w:r>
+        <w:rPr>
+          <w:rStyle w:val="NormalTok"/>
+        </w:rPr>
+        <w:t xml:space="preserve">(</w:t>
+      </w:r>
+      <w:r>
+        <w:rPr>
+          <w:rStyle w:val="FloatTok"/>
+        </w:rPr>
+        <w:t xml:space="preserve">0.85</w:t>
+      </w:r>
+      <w:r>
+        <w:rPr>
+          <w:rStyle w:val="NormalTok"/>
+        </w:rPr>
+        <w:t xml:space="preserve">, </w:t>
+      </w:r>
+      <w:r>
+        <w:rPr>
+          <w:rStyle w:val="FloatTok"/>
+        </w:rPr>
+        <w:t xml:space="preserve">0.8</w:t>
+      </w:r>
+      <w:r>
+        <w:rPr>
+          <w:rStyle w:val="NormalTok"/>
+        </w:rPr>
+        <w:t xml:space="preserve">)</w:t>
       </w:r>
       <w:r>
         <w:br/>
@@ -24602,31 +26108,7 @@
         <w:rPr>
           <w:rStyle w:val="NormalTok"/>
         </w:rPr>
-        <w:t xml:space="preserve">    </w:t>
-      </w:r>
-      <w:r>
-        <w:rPr>
-          <w:rStyle w:val="AttributeTok"/>
-        </w:rPr>
-        <w:t xml:space="preserve">pch =</w:t>
-      </w:r>
-      <w:r>
-        <w:rPr>
-          <w:rStyle w:val="NormalTok"/>
-        </w:rPr>
-        <w:t xml:space="preserve"> partition_shapes[[</w:t>
-      </w:r>
-      <w:r>
-        <w:rPr>
-          <w:rStyle w:val="StringTok"/>
-        </w:rPr>
-        <w:t xml:space="preserve">"training"</w:t>
-      </w:r>
-      <w:r>
-        <w:rPr>
-          <w:rStyle w:val="NormalTok"/>
-        </w:rPr>
-        <w:t xml:space="preserve">]],</w:t>
+        <w:t xml:space="preserve">    )</w:t>
       </w:r>
       <w:r>
         <w:br/>
@@ -24635,919 +26117,13 @@
         <w:rPr>
           <w:rStyle w:val="NormalTok"/>
         </w:rPr>
-        <w:t xml:space="preserve">    </w:t>
-      </w:r>
-      <w:r>
-        <w:rPr>
-          <w:rStyle w:val="AttributeTok"/>
-        </w:rPr>
-        <w:t xml:space="preserve">xlim =</w:t>
-      </w:r>
-      <w:r>
-        <w:rPr>
-          <w:rStyle w:val="NormalTok"/>
-        </w:rPr>
-        <w:t xml:space="preserve"> wt_range,</w:t>
-      </w:r>
-      <w:r>
-        <w:br/>
-      </w:r>
-      <w:r>
-        <w:rPr>
-          <w:rStyle w:val="NormalTok"/>
-        </w:rPr>
-        <w:t xml:space="preserve">    </w:t>
-      </w:r>
-      <w:r>
-        <w:rPr>
-          <w:rStyle w:val="AttributeTok"/>
-        </w:rPr>
-        <w:t xml:space="preserve">ylim =</w:t>
-      </w:r>
-      <w:r>
-        <w:rPr>
-          <w:rStyle w:val="NormalTok"/>
-        </w:rPr>
-        <w:t xml:space="preserve"> mpg_range,</w:t>
-      </w:r>
-      <w:r>
-        <w:br/>
-      </w:r>
-      <w:r>
-        <w:rPr>
-          <w:rStyle w:val="NormalTok"/>
-        </w:rPr>
-        <w:t xml:space="preserve">    </w:t>
-      </w:r>
-      <w:r>
-        <w:rPr>
-          <w:rStyle w:val="AttributeTok"/>
-        </w:rPr>
-        <w:t xml:space="preserve">col =</w:t>
-      </w:r>
-      <w:r>
-        <w:rPr>
-          <w:rStyle w:val="NormalTok"/>
-        </w:rPr>
-        <w:t xml:space="preserve"> partition_colors[[</w:t>
-      </w:r>
-      <w:r>
-        <w:rPr>
-          <w:rStyle w:val="StringTok"/>
-        </w:rPr>
-        <w:t xml:space="preserve">"training"</w:t>
-      </w:r>
-      <w:r>
-        <w:rPr>
-          <w:rStyle w:val="NormalTok"/>
-        </w:rPr>
-        <w:t xml:space="preserve">]]</w:t>
-      </w:r>
-      <w:r>
-        <w:br/>
-      </w:r>
-      <w:r>
-        <w:rPr>
-          <w:rStyle w:val="NormalTok"/>
-        </w:rPr>
-        <w:t xml:space="preserve">  )</w:t>
-      </w:r>
-      <w:r>
-        <w:br/>
-      </w:r>
-      <w:r>
-        <w:rPr>
-          <w:rStyle w:val="NormalTok"/>
-        </w:rPr>
         <w:t xml:space="preserve">  </w:t>
       </w:r>
       <w:r>
         <w:rPr>
-          <w:rStyle w:val="FunctionTok"/>
-        </w:rPr>
-        <w:t xml:space="preserve">points</w:t>
-      </w:r>
-      <w:r>
-        <w:rPr>
-          <w:rStyle w:val="NormalTok"/>
-        </w:rPr>
-        <w:t xml:space="preserve">(</w:t>
-      </w:r>
-      <w:r>
-        <w:br/>
-      </w:r>
-      <w:r>
-        <w:rPr>
-          <w:rStyle w:val="NormalTok"/>
-        </w:rPr>
-        <w:t xml:space="preserve">    valid_dat</w:t>
-      </w:r>
-      <w:r>
-        <w:rPr>
-          <w:rStyle w:val="SpecialCharTok"/>
-        </w:rPr>
-        <w:t xml:space="preserve">$</w:t>
-      </w:r>
-      <w:r>
-        <w:rPr>
-          <w:rStyle w:val="NormalTok"/>
-        </w:rPr>
-        <w:t xml:space="preserve">wt,</w:t>
-      </w:r>
-      <w:r>
-        <w:br/>
-      </w:r>
-      <w:r>
-        <w:rPr>
-          <w:rStyle w:val="NormalTok"/>
-        </w:rPr>
-        <w:t xml:space="preserve">    valid_dat</w:t>
-      </w:r>
-      <w:r>
-        <w:rPr>
-          <w:rStyle w:val="SpecialCharTok"/>
-        </w:rPr>
-        <w:t xml:space="preserve">$</w:t>
-      </w:r>
-      <w:r>
-        <w:rPr>
-          <w:rStyle w:val="NormalTok"/>
-        </w:rPr>
-        <w:t xml:space="preserve">mpg,</w:t>
-      </w:r>
-      <w:r>
-        <w:br/>
-      </w:r>
-      <w:r>
-        <w:rPr>
-          <w:rStyle w:val="NormalTok"/>
-        </w:rPr>
-        <w:t xml:space="preserve">    </w:t>
-      </w:r>
-      <w:r>
-        <w:rPr>
-          <w:rStyle w:val="AttributeTok"/>
-        </w:rPr>
-        <w:t xml:space="preserve">pch =</w:t>
-      </w:r>
-      <w:r>
-        <w:rPr>
-          <w:rStyle w:val="NormalTok"/>
-        </w:rPr>
-        <w:t xml:space="preserve"> partition_shapes[[</w:t>
-      </w:r>
-      <w:r>
-        <w:rPr>
-          <w:rStyle w:val="StringTok"/>
-        </w:rPr>
-        <w:t xml:space="preserve">"validation"</w:t>
-      </w:r>
-      <w:r>
-        <w:rPr>
-          <w:rStyle w:val="NormalTok"/>
-        </w:rPr>
-        <w:t xml:space="preserve">]],</w:t>
-      </w:r>
-      <w:r>
-        <w:br/>
-      </w:r>
-      <w:r>
-        <w:rPr>
-          <w:rStyle w:val="NormalTok"/>
-        </w:rPr>
-        <w:t xml:space="preserve">    </w:t>
-      </w:r>
-      <w:r>
-        <w:rPr>
-          <w:rStyle w:val="AttributeTok"/>
-        </w:rPr>
-        <w:t xml:space="preserve">col =</w:t>
-      </w:r>
-      <w:r>
-        <w:rPr>
-          <w:rStyle w:val="NormalTok"/>
-        </w:rPr>
-        <w:t xml:space="preserve"> partition_colors[[</w:t>
-      </w:r>
-      <w:r>
-        <w:rPr>
-          <w:rStyle w:val="StringTok"/>
-        </w:rPr>
-        <w:t xml:space="preserve">"validation"</w:t>
-      </w:r>
-      <w:r>
-        <w:rPr>
-          <w:rStyle w:val="NormalTok"/>
-        </w:rPr>
-        <w:t xml:space="preserve">]]</w:t>
-      </w:r>
-      <w:r>
-        <w:br/>
-      </w:r>
-      <w:r>
-        <w:rPr>
-          <w:rStyle w:val="NormalTok"/>
-        </w:rPr>
-        <w:t xml:space="preserve">  )</w:t>
-      </w:r>
-      <w:r>
-        <w:br/>
-      </w:r>
-      <w:r>
-        <w:rPr>
-          <w:rStyle w:val="NormalTok"/>
-        </w:rPr>
-        <w:t xml:space="preserve">  </w:t>
-      </w:r>
-      <w:r>
-        <w:rPr>
-          <w:rStyle w:val="FunctionTok"/>
-        </w:rPr>
-        <w:t xml:space="preserve">points</w:t>
-      </w:r>
-      <w:r>
-        <w:rPr>
-          <w:rStyle w:val="NormalTok"/>
-        </w:rPr>
-        <w:t xml:space="preserve">(</w:t>
-      </w:r>
-      <w:r>
-        <w:br/>
-      </w:r>
-      <w:r>
-        <w:rPr>
-          <w:rStyle w:val="NormalTok"/>
-        </w:rPr>
-        <w:t xml:space="preserve">    test_dat</w:t>
-      </w:r>
-      <w:r>
-        <w:rPr>
-          <w:rStyle w:val="SpecialCharTok"/>
-        </w:rPr>
-        <w:t xml:space="preserve">$</w:t>
-      </w:r>
-      <w:r>
-        <w:rPr>
-          <w:rStyle w:val="NormalTok"/>
-        </w:rPr>
-        <w:t xml:space="preserve">wt,</w:t>
-      </w:r>
-      <w:r>
-        <w:br/>
-      </w:r>
-      <w:r>
-        <w:rPr>
-          <w:rStyle w:val="NormalTok"/>
-        </w:rPr>
-        <w:t xml:space="preserve">    test_dat</w:t>
-      </w:r>
-      <w:r>
-        <w:rPr>
-          <w:rStyle w:val="SpecialCharTok"/>
-        </w:rPr>
-        <w:t xml:space="preserve">$</w:t>
-      </w:r>
-      <w:r>
-        <w:rPr>
-          <w:rStyle w:val="NormalTok"/>
-        </w:rPr>
-        <w:t xml:space="preserve">mpg,</w:t>
-      </w:r>
-      <w:r>
-        <w:br/>
-      </w:r>
-      <w:r>
-        <w:rPr>
-          <w:rStyle w:val="NormalTok"/>
-        </w:rPr>
-        <w:t xml:space="preserve">    </w:t>
-      </w:r>
-      <w:r>
-        <w:rPr>
-          <w:rStyle w:val="AttributeTok"/>
-        </w:rPr>
-        <w:t xml:space="preserve">pch =</w:t>
-      </w:r>
-      <w:r>
-        <w:rPr>
-          <w:rStyle w:val="NormalTok"/>
-        </w:rPr>
-        <w:t xml:space="preserve"> partition_shapes[[</w:t>
-      </w:r>
-      <w:r>
-        <w:rPr>
-          <w:rStyle w:val="StringTok"/>
-        </w:rPr>
-        <w:t xml:space="preserve">"test"</w:t>
-      </w:r>
-      <w:r>
-        <w:rPr>
-          <w:rStyle w:val="NormalTok"/>
-        </w:rPr>
-        <w:t xml:space="preserve">]],</w:t>
-      </w:r>
-      <w:r>
-        <w:br/>
-      </w:r>
-      <w:r>
-        <w:rPr>
-          <w:rStyle w:val="NormalTok"/>
-        </w:rPr>
-        <w:t xml:space="preserve">    </w:t>
-      </w:r>
-      <w:r>
-        <w:rPr>
-          <w:rStyle w:val="AttributeTok"/>
-        </w:rPr>
-        <w:t xml:space="preserve">col =</w:t>
-      </w:r>
-      <w:r>
-        <w:rPr>
-          <w:rStyle w:val="NormalTok"/>
-        </w:rPr>
-        <w:t xml:space="preserve"> partition_colors[[</w:t>
-      </w:r>
-      <w:r>
-        <w:rPr>
-          <w:rStyle w:val="StringTok"/>
-        </w:rPr>
-        <w:t xml:space="preserve">"test"</w:t>
-      </w:r>
-      <w:r>
-        <w:rPr>
-          <w:rStyle w:val="NormalTok"/>
-        </w:rPr>
-        <w:t xml:space="preserve">]]</w:t>
-      </w:r>
-      <w:r>
-        <w:br/>
-      </w:r>
-      <w:r>
-        <w:rPr>
-          <w:rStyle w:val="NormalTok"/>
-        </w:rPr>
-        <w:t xml:space="preserve">  )</w:t>
-      </w:r>
-      <w:r>
-        <w:br/>
-      </w:r>
-      <w:r>
-        <w:rPr>
-          <w:rStyle w:val="NormalTok"/>
-        </w:rPr>
-        <w:t xml:space="preserve">  fitted_curve </w:t>
-      </w:r>
-      <w:r>
-        <w:rPr>
-          <w:rStyle w:val="OtherTok"/>
-        </w:rPr>
-        <w:t xml:space="preserve">&lt;-</w:t>
-      </w:r>
-      <w:r>
-        <w:rPr>
-          <w:rStyle w:val="NormalTok"/>
-        </w:rPr>
-        <w:t xml:space="preserve"> </w:t>
-      </w:r>
-      <w:r>
-        <w:rPr>
-          <w:rStyle w:val="FunctionTok"/>
-        </w:rPr>
-        <w:t xml:space="preserve">predict</w:t>
-      </w:r>
-      <w:r>
-        <w:rPr>
-          <w:rStyle w:val="NormalTok"/>
-        </w:rPr>
-        <w:t xml:space="preserve">(model, </w:t>
-      </w:r>
-      <w:r>
-        <w:rPr>
-          <w:rStyle w:val="AttributeTok"/>
-        </w:rPr>
-        <w:t xml:space="preserve">newdata =</w:t>
-      </w:r>
-      <w:r>
-        <w:rPr>
-          <w:rStyle w:val="NormalTok"/>
-        </w:rPr>
-        <w:t xml:space="preserve"> </w:t>
-      </w:r>
-      <w:r>
-        <w:rPr>
-          <w:rStyle w:val="FunctionTok"/>
-        </w:rPr>
-        <w:t xml:space="preserve">data.frame</w:t>
-      </w:r>
-      <w:r>
-        <w:rPr>
-          <w:rStyle w:val="NormalTok"/>
-        </w:rPr>
-        <w:t xml:space="preserve">(</w:t>
-      </w:r>
-      <w:r>
-        <w:rPr>
-          <w:rStyle w:val="AttributeTok"/>
-        </w:rPr>
-        <w:t xml:space="preserve">wt =</w:t>
-      </w:r>
-      <w:r>
-        <w:rPr>
-          <w:rStyle w:val="NormalTok"/>
-        </w:rPr>
-        <w:t xml:space="preserve"> wt_grid))</w:t>
-      </w:r>
-      <w:r>
-        <w:br/>
-      </w:r>
-      <w:r>
-        <w:rPr>
-          <w:rStyle w:val="NormalTok"/>
-        </w:rPr>
-        <w:t xml:space="preserve">  </w:t>
-      </w:r>
-      <w:r>
-        <w:rPr>
-          <w:rStyle w:val="FunctionTok"/>
-        </w:rPr>
-        <w:t xml:space="preserve">lines</w:t>
-      </w:r>
-      <w:r>
-        <w:rPr>
-          <w:rStyle w:val="NormalTok"/>
-        </w:rPr>
-        <w:t xml:space="preserve">(wt_grid, fitted_curve, </w:t>
-      </w:r>
-      <w:r>
-        <w:rPr>
-          <w:rStyle w:val="AttributeTok"/>
-        </w:rPr>
-        <w:t xml:space="preserve">col =</w:t>
-      </w:r>
-      <w:r>
-        <w:rPr>
-          <w:rStyle w:val="NormalTok"/>
-        </w:rPr>
-        <w:t xml:space="preserve"> </w:t>
-      </w:r>
-      <w:r>
-        <w:rPr>
-          <w:rStyle w:val="StringTok"/>
-        </w:rPr>
-        <w:t xml:space="preserve">"blue"</w:t>
-      </w:r>
-      <w:r>
-        <w:rPr>
-          <w:rStyle w:val="NormalTok"/>
-        </w:rPr>
-        <w:t xml:space="preserve">, </w:t>
-      </w:r>
-      <w:r>
-        <w:rPr>
-          <w:rStyle w:val="AttributeTok"/>
-        </w:rPr>
-        <w:t xml:space="preserve">lwd =</w:t>
-      </w:r>
-      <w:r>
-        <w:rPr>
-          <w:rStyle w:val="NormalTok"/>
-        </w:rPr>
-        <w:t xml:space="preserve"> </w:t>
-      </w:r>
-      <w:r>
-        <w:rPr>
-          <w:rStyle w:val="DecValTok"/>
-        </w:rPr>
-        <w:t xml:space="preserve">2</w:t>
-      </w:r>
-      <w:r>
-        <w:rPr>
-          <w:rStyle w:val="NormalTok"/>
-        </w:rPr>
-        <w:t xml:space="preserve">)</w:t>
-      </w:r>
-      <w:r>
-        <w:br/>
-      </w:r>
-      <w:r>
-        <w:rPr>
-          <w:rStyle w:val="NormalTok"/>
-        </w:rPr>
-        <w:t xml:space="preserve">  </w:t>
-      </w:r>
-      <w:r>
-        <w:rPr>
-          <w:rStyle w:val="FunctionTok"/>
-        </w:rPr>
-        <w:t xml:space="preserve">legend</w:t>
-      </w:r>
-      <w:r>
-        <w:rPr>
-          <w:rStyle w:val="NormalTok"/>
-        </w:rPr>
-        <w:t xml:space="preserve">(</w:t>
-      </w:r>
-      <w:r>
-        <w:br/>
-      </w:r>
-      <w:r>
-        <w:rPr>
-          <w:rStyle w:val="NormalTok"/>
-        </w:rPr>
-        <w:t xml:space="preserve">    </w:t>
-      </w:r>
-      <w:r>
-        <w:rPr>
-          <w:rStyle w:val="StringTok"/>
-        </w:rPr>
-        <w:t xml:space="preserve">"topright"</w:t>
-      </w:r>
-      <w:r>
-        <w:rPr>
-          <w:rStyle w:val="NormalTok"/>
-        </w:rPr>
-        <w:t xml:space="preserve">,</w:t>
-      </w:r>
-      <w:r>
-        <w:br/>
-      </w:r>
-      <w:r>
-        <w:rPr>
-          <w:rStyle w:val="NormalTok"/>
-        </w:rPr>
-        <w:t xml:space="preserve">    </w:t>
-      </w:r>
-      <w:r>
-        <w:rPr>
-          <w:rStyle w:val="AttributeTok"/>
-        </w:rPr>
-        <w:t xml:space="preserve">legend =</w:t>
-      </w:r>
-      <w:r>
-        <w:rPr>
-          <w:rStyle w:val="NormalTok"/>
-        </w:rPr>
-        <w:t xml:space="preserve"> </w:t>
-      </w:r>
-      <w:r>
-        <w:rPr>
-          <w:rStyle w:val="FunctionTok"/>
-        </w:rPr>
-        <w:t xml:space="preserve">c</w:t>
-      </w:r>
-      <w:r>
-        <w:rPr>
-          <w:rStyle w:val="NormalTok"/>
-        </w:rPr>
-        <w:t xml:space="preserve">(</w:t>
-      </w:r>
-      <w:r>
-        <w:rPr>
-          <w:rStyle w:val="StringTok"/>
-        </w:rPr>
-        <w:t xml:space="preserve">"training"</w:t>
-      </w:r>
-      <w:r>
-        <w:rPr>
-          <w:rStyle w:val="NormalTok"/>
-        </w:rPr>
-        <w:t xml:space="preserve">, </w:t>
-      </w:r>
-      <w:r>
-        <w:rPr>
-          <w:rStyle w:val="StringTok"/>
-        </w:rPr>
-        <w:t xml:space="preserve">"validation"</w:t>
-      </w:r>
-      <w:r>
-        <w:rPr>
-          <w:rStyle w:val="NormalTok"/>
-        </w:rPr>
-        <w:t xml:space="preserve">, </w:t>
-      </w:r>
-      <w:r>
-        <w:rPr>
-          <w:rStyle w:val="StringTok"/>
-        </w:rPr>
-        <w:t xml:space="preserve">"test"</w:t>
-      </w:r>
-      <w:r>
-        <w:rPr>
-          <w:rStyle w:val="NormalTok"/>
-        </w:rPr>
-        <w:t xml:space="preserve">, fit_label),</w:t>
-      </w:r>
-      <w:r>
-        <w:br/>
-      </w:r>
-      <w:r>
-        <w:rPr>
-          <w:rStyle w:val="NormalTok"/>
-        </w:rPr>
-        <w:t xml:space="preserve">    </w:t>
-      </w:r>
-      <w:r>
-        <w:rPr>
-          <w:rStyle w:val="AttributeTok"/>
-        </w:rPr>
-        <w:t xml:space="preserve">col =</w:t>
-      </w:r>
-      <w:r>
-        <w:rPr>
-          <w:rStyle w:val="NormalTok"/>
-        </w:rPr>
-        <w:t xml:space="preserve"> </w:t>
-      </w:r>
-      <w:r>
-        <w:rPr>
-          <w:rStyle w:val="FunctionTok"/>
-        </w:rPr>
-        <w:t xml:space="preserve">c</w:t>
-      </w:r>
-      <w:r>
-        <w:rPr>
-          <w:rStyle w:val="NormalTok"/>
-        </w:rPr>
-        <w:t xml:space="preserve">(</w:t>
-      </w:r>
-      <w:r>
-        <w:rPr>
-          <w:rStyle w:val="FunctionTok"/>
-        </w:rPr>
-        <w:t xml:space="preserve">unname</w:t>
-      </w:r>
-      <w:r>
-        <w:rPr>
-          <w:rStyle w:val="NormalTok"/>
-        </w:rPr>
-        <w:t xml:space="preserve">(partition_colors), </w:t>
-      </w:r>
-      <w:r>
-        <w:rPr>
-          <w:rStyle w:val="StringTok"/>
-        </w:rPr>
-        <w:t xml:space="preserve">"blue"</w:t>
-      </w:r>
-      <w:r>
-        <w:rPr>
-          <w:rStyle w:val="NormalTok"/>
-        </w:rPr>
-        <w:t xml:space="preserve">),</w:t>
-      </w:r>
-      <w:r>
-        <w:br/>
-      </w:r>
-      <w:r>
-        <w:rPr>
-          <w:rStyle w:val="NormalTok"/>
-        </w:rPr>
-        <w:t xml:space="preserve">    </w:t>
-      </w:r>
-      <w:r>
-        <w:rPr>
-          <w:rStyle w:val="AttributeTok"/>
-        </w:rPr>
-        <w:t xml:space="preserve">pch =</w:t>
-      </w:r>
-      <w:r>
-        <w:rPr>
-          <w:rStyle w:val="NormalTok"/>
-        </w:rPr>
-        <w:t xml:space="preserve"> </w:t>
-      </w:r>
-      <w:r>
-        <w:rPr>
-          <w:rStyle w:val="FunctionTok"/>
-        </w:rPr>
-        <w:t xml:space="preserve">c</w:t>
-      </w:r>
-      <w:r>
-        <w:rPr>
-          <w:rStyle w:val="NormalTok"/>
-        </w:rPr>
-        <w:t xml:space="preserve">(</w:t>
-      </w:r>
-      <w:r>
-        <w:rPr>
-          <w:rStyle w:val="FunctionTok"/>
-        </w:rPr>
-        <w:t xml:space="preserve">unname</w:t>
-      </w:r>
-      <w:r>
-        <w:rPr>
-          <w:rStyle w:val="NormalTok"/>
-        </w:rPr>
-        <w:t xml:space="preserve">(partition_shapes), </w:t>
-      </w:r>
-      <w:r>
-        <w:rPr>
-          <w:rStyle w:val="ConstantTok"/>
-        </w:rPr>
-        <w:t xml:space="preserve">NA</w:t>
-      </w:r>
-      <w:r>
-        <w:rPr>
-          <w:rStyle w:val="NormalTok"/>
-        </w:rPr>
-        <w:t xml:space="preserve">),</w:t>
-      </w:r>
-      <w:r>
-        <w:br/>
-      </w:r>
-      <w:r>
-        <w:rPr>
-          <w:rStyle w:val="NormalTok"/>
-        </w:rPr>
-        <w:t xml:space="preserve">    </w:t>
-      </w:r>
-      <w:r>
-        <w:rPr>
-          <w:rStyle w:val="AttributeTok"/>
-        </w:rPr>
-        <w:t xml:space="preserve">lty =</w:t>
-      </w:r>
-      <w:r>
-        <w:rPr>
-          <w:rStyle w:val="NormalTok"/>
-        </w:rPr>
-        <w:t xml:space="preserve"> </w:t>
-      </w:r>
-      <w:r>
-        <w:rPr>
-          <w:rStyle w:val="FunctionTok"/>
-        </w:rPr>
-        <w:t xml:space="preserve">c</w:t>
-      </w:r>
-      <w:r>
-        <w:rPr>
-          <w:rStyle w:val="NormalTok"/>
-        </w:rPr>
-        <w:t xml:space="preserve">(</w:t>
-      </w:r>
-      <w:r>
-        <w:rPr>
-          <w:rStyle w:val="ConstantTok"/>
-        </w:rPr>
-        <w:t xml:space="preserve">NA</w:t>
-      </w:r>
-      <w:r>
-        <w:rPr>
-          <w:rStyle w:val="NormalTok"/>
-        </w:rPr>
-        <w:t xml:space="preserve">, </w:t>
-      </w:r>
-      <w:r>
-        <w:rPr>
-          <w:rStyle w:val="ConstantTok"/>
-        </w:rPr>
-        <w:t xml:space="preserve">NA</w:t>
-      </w:r>
-      <w:r>
-        <w:rPr>
-          <w:rStyle w:val="NormalTok"/>
-        </w:rPr>
-        <w:t xml:space="preserve">, </w:t>
-      </w:r>
-      <w:r>
-        <w:rPr>
-          <w:rStyle w:val="ConstantTok"/>
-        </w:rPr>
-        <w:t xml:space="preserve">NA</w:t>
-      </w:r>
-      <w:r>
-        <w:rPr>
-          <w:rStyle w:val="NormalTok"/>
-        </w:rPr>
-        <w:t xml:space="preserve">, </w:t>
-      </w:r>
-      <w:r>
-        <w:rPr>
-          <w:rStyle w:val="DecValTok"/>
-        </w:rPr>
-        <w:t xml:space="preserve">1</w:t>
-      </w:r>
-      <w:r>
-        <w:rPr>
-          <w:rStyle w:val="NormalTok"/>
-        </w:rPr>
-        <w:t xml:space="preserve">),</w:t>
-      </w:r>
-      <w:r>
-        <w:br/>
-      </w:r>
-      <w:r>
-        <w:rPr>
-          <w:rStyle w:val="NormalTok"/>
-        </w:rPr>
-        <w:t xml:space="preserve">    </w:t>
-      </w:r>
-      <w:r>
-        <w:rPr>
-          <w:rStyle w:val="AttributeTok"/>
-        </w:rPr>
-        <w:t xml:space="preserve">lwd =</w:t>
-      </w:r>
-      <w:r>
-        <w:rPr>
-          <w:rStyle w:val="NormalTok"/>
-        </w:rPr>
-        <w:t xml:space="preserve"> </w:t>
-      </w:r>
-      <w:r>
-        <w:rPr>
-          <w:rStyle w:val="FunctionTok"/>
-        </w:rPr>
-        <w:t xml:space="preserve">c</w:t>
-      </w:r>
-      <w:r>
-        <w:rPr>
-          <w:rStyle w:val="NormalTok"/>
-        </w:rPr>
-        <w:t xml:space="preserve">(</w:t>
-      </w:r>
-      <w:r>
-        <w:rPr>
-          <w:rStyle w:val="ConstantTok"/>
-        </w:rPr>
-        <w:t xml:space="preserve">NA</w:t>
-      </w:r>
-      <w:r>
-        <w:rPr>
-          <w:rStyle w:val="NormalTok"/>
-        </w:rPr>
-        <w:t xml:space="preserve">, </w:t>
-      </w:r>
-      <w:r>
-        <w:rPr>
-          <w:rStyle w:val="ConstantTok"/>
-        </w:rPr>
-        <w:t xml:space="preserve">NA</w:t>
-      </w:r>
-      <w:r>
-        <w:rPr>
-          <w:rStyle w:val="NormalTok"/>
-        </w:rPr>
-        <w:t xml:space="preserve">, </w:t>
-      </w:r>
-      <w:r>
-        <w:rPr>
-          <w:rStyle w:val="ConstantTok"/>
-        </w:rPr>
-        <w:t xml:space="preserve">NA</w:t>
-      </w:r>
-      <w:r>
-        <w:rPr>
-          <w:rStyle w:val="NormalTok"/>
-        </w:rPr>
-        <w:t xml:space="preserve">, </w:t>
-      </w:r>
-      <w:r>
-        <w:rPr>
-          <w:rStyle w:val="DecValTok"/>
-        </w:rPr>
-        <w:t xml:space="preserve">2</w:t>
-      </w:r>
-      <w:r>
-        <w:rPr>
-          <w:rStyle w:val="NormalTok"/>
-        </w:rPr>
-        <w:t xml:space="preserve">),</w:t>
-      </w:r>
-      <w:r>
-        <w:br/>
-      </w:r>
-      <w:r>
-        <w:rPr>
-          <w:rStyle w:val="NormalTok"/>
-        </w:rPr>
-        <w:t xml:space="preserve">    </w:t>
-      </w:r>
-      <w:r>
-        <w:rPr>
-          <w:rStyle w:val="AttributeTok"/>
-        </w:rPr>
-        <w:t xml:space="preserve">bty =</w:t>
-      </w:r>
-      <w:r>
-        <w:rPr>
-          <w:rStyle w:val="NormalTok"/>
-        </w:rPr>
-        <w:t xml:space="preserve"> </w:t>
-      </w:r>
-      <w:r>
-        <w:rPr>
-          <w:rStyle w:val="StringTok"/>
-        </w:rPr>
-        <w:t xml:space="preserve">"n"</w:t>
-      </w:r>
-      <w:r>
-        <w:br/>
-      </w:r>
-      <w:r>
-        <w:rPr>
-          <w:rStyle w:val="NormalTok"/>
-        </w:rPr>
-        <w:t xml:space="preserve">  )</w:t>
+          <w:rStyle w:val="CommentTok"/>
+        </w:rPr>
+        <w:t xml:space="preserve"># nolint end</w:t>
       </w:r>
       <w:r>
         <w:br/>
@@ -35278,19 +35854,25 @@
         <w:rPr>
           <w:rStyle w:val="NormalTok"/>
         </w:rPr>
-        <w:t xml:space="preserve"> sim_errors_cv[sim_errors_cv</w:t>
+        <w:t xml:space="preserve"> dplyr</w:t>
       </w:r>
       <w:r>
         <w:rPr>
           <w:rStyle w:val="SpecialCharTok"/>
         </w:rPr>
-        <w:t xml:space="preserve">$</w:t>
-      </w:r>
-      <w:r>
-        <w:rPr>
-          <w:rStyle w:val="NormalTok"/>
-        </w:rPr>
-        <w:t xml:space="preserve">degree </w:t>
+        <w:t xml:space="preserve">::</w:t>
+      </w:r>
+      <w:r>
+        <w:rPr>
+          <w:rStyle w:val="FunctionTok"/>
+        </w:rPr>
+        <w:t xml:space="preserve">filter</w:t>
+      </w:r>
+      <w:r>
+        <w:rPr>
+          <w:rStyle w:val="NormalTok"/>
+        </w:rPr>
+        <w:t xml:space="preserve">(sim_errors_cv, degree </w:t>
       </w:r>
       <w:r>
         <w:rPr>
@@ -35314,7 +35896,7 @@
         <w:rPr>
           <w:rStyle w:val="NormalTok"/>
         </w:rPr>
-        <w:t xml:space="preserve">(sim_degrees), ]</w:t>
+        <w:t xml:space="preserve">(sim_degrees))</w:t>
       </w:r>
       <w:r>
         <w:br/>
@@ -51024,13 +51606,19 @@
         <w:rPr>
           <w:rStyle w:val="NormalTok"/>
         </w:rPr>
-        <w:t xml:space="preserve"> </w:t>
+        <w:t xml:space="preserve"> tibble</w:t>
+      </w:r>
+      <w:r>
+        <w:rPr>
+          <w:rStyle w:val="SpecialCharTok"/>
+        </w:rPr>
+        <w:t xml:space="preserve">::</w:t>
       </w:r>
       <w:r>
         <w:rPr>
           <w:rStyle w:val="FunctionTok"/>
         </w:rPr>
-        <w:t xml:space="preserve">data.frame</w:t>
+        <w:t xml:space="preserve">tibble</w:t>
       </w:r>
       <w:r>
         <w:rPr>
@@ -51039,6 +51627,15 @@
         <w:t xml:space="preserve">(</w:t>
       </w:r>
       <w:r>
+        <w:br/>
+      </w:r>
+      <w:r>
+        <w:rPr>
+          <w:rStyle w:val="NormalTok"/>
+        </w:rPr>
+        <w:t xml:space="preserve">      </w:t>
+      </w:r>
+      <w:r>
         <w:rPr>
           <w:rStyle w:val="AttributeTok"/>
         </w:rPr>
@@ -51060,12 +51657,39 @@
         <w:rPr>
           <w:rStyle w:val="NormalTok"/>
         </w:rPr>
-        <w:t xml:space="preserve">in_fold], x[</w:t>
+        <w:t xml:space="preserve">in_fold],</w:t>
+      </w:r>
+      <w:r>
+        <w:br/>
+      </w:r>
+      <w:r>
+        <w:rPr>
+          <w:rStyle w:val="NormalTok"/>
+        </w:rPr>
+        <w:t xml:space="preserve">      tibble</w:t>
       </w:r>
       <w:r>
         <w:rPr>
           <w:rStyle w:val="SpecialCharTok"/>
         </w:rPr>
+        <w:t xml:space="preserve">::</w:t>
+      </w:r>
+      <w:r>
+        <w:rPr>
+          <w:rStyle w:val="FunctionTok"/>
+        </w:rPr>
+        <w:t xml:space="preserve">as_tibble</w:t>
+      </w:r>
+      <w:r>
+        <w:rPr>
+          <w:rStyle w:val="NormalTok"/>
+        </w:rPr>
+        <w:t xml:space="preserve">(x[</w:t>
+      </w:r>
+      <w:r>
+        <w:rPr>
+          <w:rStyle w:val="SpecialCharTok"/>
+        </w:rPr>
         <w:t xml:space="preserve">!</w:t>
       </w:r>
       <w:r>
@@ -51081,6 +51705,15 @@
         <w:rPr>
           <w:rStyle w:val="NormalTok"/>
         </w:rPr>
+        <w:t xml:space="preserve">    )</w:t>
+      </w:r>
+      <w:r>
+        <w:br/>
+      </w:r>
+      <w:r>
+        <w:rPr>
+          <w:rStyle w:val="NormalTok"/>
+        </w:rPr>
         <w:t xml:space="preserve">    fit </w:t>
       </w:r>
       <w:r>
@@ -51150,13 +51783,19 @@
         <w:rPr>
           <w:rStyle w:val="NormalTok"/>
         </w:rPr>
-        <w:t xml:space="preserve"> </w:t>
+        <w:t xml:space="preserve"> tibble</w:t>
+      </w:r>
+      <w:r>
+        <w:rPr>
+          <w:rStyle w:val="SpecialCharTok"/>
+        </w:rPr>
+        <w:t xml:space="preserve">::</w:t>
       </w:r>
       <w:r>
         <w:rPr>
           <w:rStyle w:val="FunctionTok"/>
         </w:rPr>
-        <w:t xml:space="preserve">data.frame</w:t>
+        <w:t xml:space="preserve">as_tibble</w:t>
       </w:r>
       <w:r>
         <w:rPr>
